--- a/resources/CV_phong.docx
+++ b/resources/CV_phong.docx
@@ -173,13 +173,55 @@
         <w:rPr>
           <w:sz w:val="24"/>
         </w:rPr>
-        <w:t>散客（</w:t>
-      </w:r>
-      <w:r>
-        <w:rPr>
-          <w:sz w:val="24"/>
-        </w:rPr>
-        <w:t>{{names | length}}</w:t>
+        <w:t>散客</w:t>
+      </w:r>
+      <w:proofErr w:type="gramStart"/>
+      <w:r>
+        <w:rPr>
+          <w:sz w:val="24"/>
+        </w:rPr>
+        <w:t>（</w:t>
+      </w:r>
+      <w:r>
+        <w:rPr>
+          <w:sz w:val="24"/>
+        </w:rPr>
+        <w:t>{{</w:t>
+      </w:r>
+      <w:r>
+        <w:rPr>
+          <w:color w:val="081C36"/>
+          <w:shd w:val="clear" w:color="auto" w:fill="FFFFFF"/>
+        </w:rPr>
+        <w:t xml:space="preserve"> </w:t>
+      </w:r>
+      <w:r>
+        <w:rPr>
+          <w:color w:val="081C36"/>
+          <w:shd w:val="clear" w:color="auto" w:fill="FFFFFF"/>
+        </w:rPr>
+        <w:t>passengers</w:t>
+      </w:r>
+      <w:proofErr w:type="gramEnd"/>
+      <w:r>
+        <w:rPr>
+          <w:color w:val="081C36"/>
+          <w:shd w:val="clear" w:color="auto" w:fill="FFFFFF"/>
+        </w:rPr>
+        <w:t xml:space="preserve"> </w:t>
+      </w:r>
+      <w:r>
+        <w:rPr>
+          <w:sz w:val="24"/>
+        </w:rPr>
+        <w:t>| length</w:t>
+      </w:r>
+      <w:proofErr w:type="gramStart"/>
+      <w:r>
+        <w:rPr>
+          <w:sz w:val="24"/>
+        </w:rPr>
+        <w:t>}}</w:t>
       </w:r>
       <w:r>
         <w:rPr>
@@ -197,7 +239,14 @@
         <w:rPr>
           <w:sz w:val="24"/>
         </w:rPr>
-        <w:t>申请中国签证：</w:t>
+        <w:t>申请中国签证</w:t>
+      </w:r>
+      <w:proofErr w:type="gramEnd"/>
+      <w:r>
+        <w:rPr>
+          <w:sz w:val="24"/>
+        </w:rPr>
+        <w:t>：</w:t>
       </w:r>
     </w:p>
     <w:p>
@@ -260,7 +309,7 @@
         <w:rPr>
           <w:sz w:val="24"/>
         </w:rPr>
-        <w:t>{{names | length}}</w:t>
+        <w:t xml:space="preserve">1 </w:t>
       </w:r>
       <w:r>
         <w:rPr>
@@ -316,7 +365,6 @@
     <w:p>
       <w:pPr>
         <w:rPr>
-          <w:rFonts w:hint="eastAsia"/>
           <w:sz w:val="24"/>
         </w:rPr>
       </w:pPr>
@@ -591,22 +639,76 @@
         </w:trPr>
         <w:tc>
           <w:tcPr>
-            <w:tcW w:w="807" w:type="dxa"/>
+            <w:tcW w:w="10402" w:type="dxa"/>
+            <w:gridSpan w:val="7"/>
+            <w:tcBorders>
+              <w:right w:val="single" w:sz="4" w:space="0" w:color="auto"/>
+            </w:tcBorders>
             <w:vAlign w:val="center"/>
           </w:tcPr>
           <w:p>
             <w:pPr>
-              <w:numPr>
-                <w:ilvl w:val="0"/>
-                <w:numId w:val="1"/>
-              </w:numPr>
+              <w:jc w:val="left"/>
+              <w:rPr>
+                <w:sz w:val="20"/>
+                <w:szCs w:val="20"/>
+                <w:lang w:val="vi-VN"/>
+              </w:rPr>
+            </w:pPr>
+            <w:bookmarkStart w:id="2" w:name="_Hlk174566274"/>
+            <w:r>
+              <w:rPr>
+                <w:color w:val="081C36"/>
+                <w:shd w:val="clear" w:color="auto" w:fill="FFFFFF"/>
+              </w:rPr>
+              <w:t>{%tr for p in passengers %}</w:t>
+            </w:r>
+          </w:p>
+        </w:tc>
+      </w:tr>
+      <w:tr>
+        <w:trPr>
+          <w:trHeight w:val="407"/>
+          <w:jc w:val="center"/>
+        </w:trPr>
+        <w:tc>
+          <w:tcPr>
+            <w:tcW w:w="807" w:type="dxa"/>
+          </w:tcPr>
+          <w:p>
+            <w:pPr>
               <w:spacing w:line="340" w:lineRule="exact"/>
-              <w:jc w:val="center"/>
+              <w:ind w:left="502"/>
               <w:rPr>
                 <w:sz w:val="24"/>
               </w:rPr>
             </w:pPr>
-            <w:bookmarkStart w:id="2" w:name="_Hlk174566274"/>
+            <w:r>
+              <w:rPr>
+                <w:rFonts w:eastAsia="Microsoft YaHei"/>
+                <w:color w:val="081C36"/>
+                <w:shd w:val="clear" w:color="auto" w:fill="FFFFFF"/>
+              </w:rPr>
+              <w:t>{{</w:t>
+            </w:r>
+            <w:proofErr w:type="gramStart"/>
+            <w:r>
+              <w:rPr>
+                <w:rFonts w:eastAsia="Microsoft YaHei"/>
+                <w:color w:val="081C36"/>
+                <w:shd w:val="clear" w:color="auto" w:fill="FFFFFF"/>
+              </w:rPr>
+              <w:t>loop.index</w:t>
+            </w:r>
+            <w:proofErr w:type="gramEnd"/>
+            <w:r>
+              <w:rPr>
+                <w:rFonts w:eastAsia="Microsoft YaHei"/>
+                <w:color w:val="081C36"/>
+                <w:shd w:val="clear" w:color="auto" w:fill="FFFFFF"/>
+              </w:rPr>
+              <w:t>}}</w:t>
+            </w:r>
           </w:p>
         </w:tc>
         <w:tc>
@@ -625,15 +727,21 @@
               <w:rPr>
                 <w:sz w:val="20"/>
                 <w:szCs w:val="20"/>
-                <w:lang w:val="vi-VN"/>
               </w:rPr>
             </w:pPr>
+            <w:proofErr w:type="gramStart"/>
             <w:r>
-              <w:rPr>
-                <w:sz w:val="20"/>
-                <w:szCs w:val="20"/>
-              </w:rPr>
-              <w:t>{{ names | join('\n') }}</w:t>
+              <w:t>{{ p</w:t>
+            </w:r>
+            <w:proofErr w:type="gramEnd"/>
+            <w:r>
+              <w:t>.name</w:t>
+            </w:r>
+            <w:r>
+              <w:t xml:space="preserve"> </w:t>
+            </w:r>
+            <w:r>
+              <w:t>}}</w:t>
             </w:r>
           </w:p>
         </w:tc>
@@ -653,15 +761,15 @@
               <w:rPr>
                 <w:sz w:val="20"/>
                 <w:szCs w:val="20"/>
-                <w:lang w:val="vi-VN"/>
               </w:rPr>
             </w:pPr>
+            <w:proofErr w:type="gramStart"/>
             <w:r>
-              <w:rPr>
-                <w:sz w:val="20"/>
-                <w:szCs w:val="20"/>
-              </w:rPr>
-              <w:t>{{sex}}</w:t>
+              <w:t>{{ p.sex</w:t>
+            </w:r>
+            <w:proofErr w:type="gramEnd"/>
+            <w:r>
+              <w:t xml:space="preserve"> }}</w:t>
             </w:r>
           </w:p>
         </w:tc>
@@ -683,12 +791,13 @@
                 <w:szCs w:val="20"/>
               </w:rPr>
             </w:pPr>
+            <w:proofErr w:type="gramStart"/>
             <w:r>
-              <w:rPr>
-                <w:sz w:val="20"/>
-                <w:szCs w:val="20"/>
-              </w:rPr>
-              <w:t>{{nationality}}</w:t>
+              <w:t>{{ p</w:t>
+            </w:r>
+            <w:proofErr w:type="gramEnd"/>
+            <w:r>
+              <w:t>.birth_date_dd_mm_yyyy }}</w:t>
             </w:r>
           </w:p>
         </w:tc>
@@ -710,12 +819,13 @@
                 <w:szCs w:val="20"/>
               </w:rPr>
             </w:pPr>
+            <w:proofErr w:type="gramStart"/>
             <w:r>
-              <w:rPr>
-                <w:sz w:val="20"/>
-                <w:szCs w:val="20"/>
-              </w:rPr>
-              <w:t>{{passportNo}}</w:t>
+              <w:t>{{ p</w:t>
+            </w:r>
+            <w:proofErr w:type="gramEnd"/>
+            <w:r>
+              <w:t>.nationality }}</w:t>
             </w:r>
           </w:p>
         </w:tc>
@@ -736,15 +846,18 @@
               <w:rPr>
                 <w:sz w:val="20"/>
                 <w:szCs w:val="20"/>
-                <w:lang w:val="vi-VN"/>
               </w:rPr>
             </w:pPr>
             <w:r>
-              <w:rPr>
-                <w:sz w:val="20"/>
-                <w:szCs w:val="20"/>
-              </w:rPr>
-              <w:t>{{birth_date_dd_mm_yyyy}}</w:t>
+              <w:t>{{</w:t>
+            </w:r>
+            <w:proofErr w:type="gramStart"/>
+            <w:r>
+              <w:t>p.passportNo</w:t>
+            </w:r>
+            <w:proofErr w:type="gramEnd"/>
+            <w:r>
+              <w:t>}}</w:t>
             </w:r>
           </w:p>
         </w:tc>
@@ -765,15 +878,43 @@
               <w:rPr>
                 <w:sz w:val="20"/>
                 <w:szCs w:val="20"/>
-                <w:lang w:val="vi-VN"/>
               </w:rPr>
             </w:pPr>
+            <w:proofErr w:type="gramStart"/>
             <w:r>
+              <w:t>{{ p</w:t>
+            </w:r>
+            <w:proofErr w:type="gramEnd"/>
+            <w:r>
+              <w:t>.expired_day_dd_mm_yyyy }}</w:t>
+            </w:r>
+          </w:p>
+        </w:tc>
+      </w:tr>
+      <w:tr>
+        <w:trPr>
+          <w:trHeight w:val="407"/>
+          <w:jc w:val="center"/>
+        </w:trPr>
+        <w:tc>
+          <w:tcPr>
+            <w:tcW w:w="10402" w:type="dxa"/>
+            <w:gridSpan w:val="7"/>
+            <w:tcBorders>
+              <w:right w:val="single" w:sz="4" w:space="0" w:color="auto"/>
+            </w:tcBorders>
+            <w:vAlign w:val="center"/>
+          </w:tcPr>
+          <w:p>
+            <w:pPr>
+              <w:jc w:val="left"/>
               <w:rPr>
                 <w:sz w:val="20"/>
                 <w:szCs w:val="20"/>
               </w:rPr>
-              <w:t>{{expired_day_dd_mm_yyyy}}</w:t>
+            </w:pPr>
+            <w:r>
+              <w:t>{%tr endfor %}</w:t>
             </w:r>
           </w:p>
         </w:tc>
@@ -784,7 +925,6 @@
     <w:p>
       <w:pPr>
         <w:rPr>
-          <w:rFonts w:hint="eastAsia"/>
           <w:sz w:val="24"/>
         </w:rPr>
       </w:pPr>
@@ -965,7 +1105,6 @@
     <w:p>
       <w:pPr>
         <w:rPr>
-          <w:rFonts w:hint="eastAsia"/>
           <w:sz w:val="24"/>
         </w:rPr>
       </w:pPr>
@@ -979,7 +1118,14 @@
         <w:rPr>
           <w:sz w:val="24"/>
         </w:rPr>
-        <w:t>{{submit_year_yyyy}}</w:t>
+        <w:t>{{submit_year_yyyy</w:t>
+      </w:r>
+      <w:proofErr w:type="gramStart"/>
+      <w:r>
+        <w:rPr>
+          <w:sz w:val="24"/>
+        </w:rPr>
+        <w:t>}}</w:t>
       </w:r>
       <w:r>
         <w:rPr>
@@ -987,11 +1133,19 @@
         </w:rPr>
         <w:t>年</w:t>
       </w:r>
-      <w:r>
-        <w:rPr>
-          <w:sz w:val="24"/>
-        </w:rPr>
-        <w:t>{{submit_month_mm}}</w:t>
+      <w:proofErr w:type="gramEnd"/>
+      <w:r>
+        <w:rPr>
+          <w:sz w:val="24"/>
+        </w:rPr>
+        <w:t>{{submit_month_mm</w:t>
+      </w:r>
+      <w:proofErr w:type="gramStart"/>
+      <w:r>
+        <w:rPr>
+          <w:sz w:val="24"/>
+        </w:rPr>
+        <w:t>}}</w:t>
       </w:r>
       <w:r>
         <w:rPr>
@@ -999,11 +1153,19 @@
         </w:rPr>
         <w:t>月</w:t>
       </w:r>
-      <w:r>
-        <w:rPr>
-          <w:sz w:val="24"/>
-        </w:rPr>
-        <w:t>{{submit_day_dd}}</w:t>
+      <w:proofErr w:type="gramEnd"/>
+      <w:r>
+        <w:rPr>
+          <w:sz w:val="24"/>
+        </w:rPr>
+        <w:t>{{submit_day_dd</w:t>
+      </w:r>
+      <w:proofErr w:type="gramStart"/>
+      <w:r>
+        <w:rPr>
+          <w:sz w:val="24"/>
+        </w:rPr>
+        <w:t>}}</w:t>
       </w:r>
       <w:r>
         <w:rPr>
@@ -1011,6 +1173,7 @@
         </w:rPr>
         <w:t>日</w:t>
       </w:r>
+      <w:proofErr w:type="gramEnd"/>
     </w:p>
     <w:sectPr>
       <w:headerReference w:type="default" r:id="rId9"/>
@@ -1194,8 +1357,9 @@
         <w:sz w:val="22"/>
         <w:szCs w:val="22"/>
       </w:rPr>
-      <w:t>VIET NAM TRAVEL W&amp;M COMPANY</w:t>
+      <w:t xml:space="preserve">VIET NAM TRAVEL W&amp;M </w:t>
     </w:r>
+    <w:proofErr w:type="gramStart"/>
     <w:r>
       <w:rPr>
         <w:rFonts w:ascii="Times New Roman" w:hAnsi="Times New Roman" w:cs="Times New Roman"/>
@@ -1204,6 +1368,16 @@
         <w:sz w:val="22"/>
         <w:szCs w:val="22"/>
       </w:rPr>
+      <w:t>COMPANY</w:t>
+    </w:r>
+    <w:r>
+      <w:rPr>
+        <w:rFonts w:ascii="Times New Roman" w:hAnsi="Times New Roman" w:cs="Times New Roman"/>
+        <w:spacing w:val="6"/>
+        <w:position w:val="-6"/>
+        <w:sz w:val="22"/>
+        <w:szCs w:val="22"/>
+      </w:rPr>
       <w:t xml:space="preserve"> </w:t>
     </w:r>
     <w:r>
@@ -1226,6 +1400,7 @@
       </w:rPr>
       <w:t>LIMITED</w:t>
     </w:r>
+    <w:proofErr w:type="gramEnd"/>
   </w:p>
   <w:p>
     <w:pPr>
@@ -1236,7 +1411,7 @@
       <w:spacing w:line="240" w:lineRule="exact"/>
       <w:jc w:val="left"/>
       <w:rPr>
-        <w:rFonts w:ascii="Times New Roman" w:hAnsi="Times New Roman" w:cs="Times New Roman" w:hint="eastAsia"/>
+        <w:rFonts w:ascii="Times New Roman" w:hAnsi="Times New Roman" w:cs="Times New Roman"/>
         <w:b/>
       </w:rPr>
     </w:pPr>
@@ -1290,7 +1465,7 @@
       <w:spacing w:line="240" w:lineRule="exact"/>
       <w:jc w:val="left"/>
       <w:rPr>
-        <w:rFonts w:ascii="Times New Roman" w:hAnsi="Times New Roman" w:cs="Times New Roman" w:hint="eastAsia"/>
+        <w:rFonts w:ascii="Times New Roman" w:hAnsi="Times New Roman" w:cs="Times New Roman"/>
         <w:b/>
       </w:rPr>
     </w:pPr>
@@ -2329,11 +2504,15 @@
   </w:style>
   <w:style w:type="character" w:default="1" w:styleId="DefaultParagraphFont">
     <w:name w:val="Default Paragraph Font"/>
+    <w:uiPriority w:val="1"/>
     <w:semiHidden/>
+    <w:unhideWhenUsed/>
   </w:style>
   <w:style w:type="table" w:default="1" w:styleId="TableNormal">
     <w:name w:val="Normal Table"/>
+    <w:uiPriority w:val="99"/>
     <w:semiHidden/>
+    <w:unhideWhenUsed/>
     <w:tblPr>
       <w:tblInd w:w="0" w:type="dxa"/>
       <w:tblCellMar>
@@ -2346,7 +2525,9 @@
   </w:style>
   <w:style w:type="numbering" w:default="1" w:styleId="NoList">
     <w:name w:val="No List"/>
+    <w:uiPriority w:val="99"/>
     <w:semiHidden/>
+    <w:unhideWhenUsed/>
   </w:style>
   <w:style w:type="table" w:styleId="TableGrid">
     <w:name w:val="Table Grid"/>
@@ -2410,7 +2591,7 @@
     </w:rPr>
   </w:style>
   <w:style w:type="paragraph" w:customStyle="1" w:styleId="CharCharChar">
-    <w:name w:val=" Char Char Char"/>
+    <w:name w:val="Char Char Char"/>
     <w:basedOn w:val="Normal"/>
     <w:rsid w:val="00795F3A"/>
     <w:pPr>

--- a/resources/CV_phong.docx
+++ b/resources/CV_phong.docx
@@ -266,7 +266,14 @@
         <w:rPr>
           <w:sz w:val="24"/>
         </w:rPr>
-        <w:t>{{visa_type</w:t>
+        <w:t>{{</w:t>
+      </w:r>
+      <w:proofErr w:type="spellStart"/>
+      <w:r>
+        <w:rPr>
+          <w:sz w:val="24"/>
+        </w:rPr>
+        <w:t>visa_type</w:t>
       </w:r>
       <w:r>
         <w:rPr>
@@ -274,6 +281,7 @@
         </w:rPr>
         <w:t>_first</w:t>
       </w:r>
+      <w:proofErr w:type="spellEnd"/>
       <w:r>
         <w:rPr>
           <w:sz w:val="24"/>
@@ -309,7 +317,27 @@
         <w:rPr>
           <w:sz w:val="24"/>
         </w:rPr>
-        <w:t xml:space="preserve">1 </w:t>
+        <w:t>{{</w:t>
+      </w:r>
+      <w:proofErr w:type="spellStart"/>
+      <w:r>
+        <w:rPr>
+          <w:sz w:val="24"/>
+        </w:rPr>
+        <w:t>entry_type_show</w:t>
+      </w:r>
+      <w:proofErr w:type="spellEnd"/>
+      <w:r>
+        <w:rPr>
+          <w:sz w:val="24"/>
+        </w:rPr>
+        <w:t>}}</w:t>
+      </w:r>
+      <w:r>
+        <w:rPr>
+          <w:sz w:val="24"/>
+        </w:rPr>
+        <w:t xml:space="preserve"> </w:t>
       </w:r>
       <w:r>
         <w:rPr>
@@ -353,7 +381,21 @@
         <w:rPr>
           <w:sz w:val="24"/>
         </w:rPr>
-        <w:t>{{visa_type_number}}</w:t>
+        <w:t>{{</w:t>
+      </w:r>
+      <w:proofErr w:type="spellStart"/>
+      <w:r>
+        <w:rPr>
+          <w:sz w:val="24"/>
+        </w:rPr>
+        <w:t>visa_type_number</w:t>
+      </w:r>
+      <w:proofErr w:type="spellEnd"/>
+      <w:r>
+        <w:rPr>
+          <w:sz w:val="24"/>
+        </w:rPr>
+        <w:t>}}</w:t>
       </w:r>
       <w:r>
         <w:rPr>
@@ -378,7 +420,21 @@
         <w:rPr>
           <w:sz w:val="24"/>
         </w:rPr>
-        <w:t>{{submit_year_yyyy}}</w:t>
+        <w:t>{{</w:t>
+      </w:r>
+      <w:proofErr w:type="spellStart"/>
+      <w:r>
+        <w:rPr>
+          <w:sz w:val="24"/>
+        </w:rPr>
+        <w:t>submit_year_yyyy</w:t>
+      </w:r>
+      <w:proofErr w:type="spellEnd"/>
+      <w:r>
+        <w:rPr>
+          <w:sz w:val="24"/>
+        </w:rPr>
+        <w:t>}}</w:t>
       </w:r>
       <w:r>
         <w:rPr>
@@ -390,7 +446,21 @@
         <w:rPr>
           <w:sz w:val="24"/>
         </w:rPr>
-        <w:t>{{submit_month_mm}}</w:t>
+        <w:t>{{</w:t>
+      </w:r>
+      <w:proofErr w:type="spellStart"/>
+      <w:r>
+        <w:rPr>
+          <w:sz w:val="24"/>
+        </w:rPr>
+        <w:t>submit_month_mm</w:t>
+      </w:r>
+      <w:proofErr w:type="spellEnd"/>
+      <w:r>
+        <w:rPr>
+          <w:sz w:val="24"/>
+        </w:rPr>
+        <w:t>}}</w:t>
       </w:r>
       <w:r>
         <w:rPr>
@@ -402,7 +472,21 @@
         <w:rPr>
           <w:sz w:val="24"/>
         </w:rPr>
-        <w:t>{{submit_day_dd}}</w:t>
+        <w:t>{{</w:t>
+      </w:r>
+      <w:proofErr w:type="spellStart"/>
+      <w:r>
+        <w:rPr>
+          <w:sz w:val="24"/>
+        </w:rPr>
+        <w:t>submit_day_dd</w:t>
+      </w:r>
+      <w:proofErr w:type="spellEnd"/>
+      <w:r>
+        <w:rPr>
+          <w:sz w:val="24"/>
+        </w:rPr>
+        <w:t>}}</w:t>
       </w:r>
       <w:r>
         <w:rPr>
@@ -691,6 +775,7 @@
               </w:rPr>
               <w:t>{{</w:t>
             </w:r>
+            <w:proofErr w:type="spellStart"/>
             <w:proofErr w:type="gramStart"/>
             <w:r>
               <w:rPr>
@@ -700,6 +785,7 @@
               </w:rPr>
               <w:t>loop.index</w:t>
             </w:r>
+            <w:proofErr w:type="spellEnd"/>
             <w:proofErr w:type="gramEnd"/>
             <w:r>
               <w:rPr>
@@ -765,8 +851,13 @@
             </w:pPr>
             <w:proofErr w:type="gramStart"/>
             <w:r>
-              <w:t>{{ p.sex</w:t>
-            </w:r>
+              <w:t xml:space="preserve">{{ </w:t>
+            </w:r>
+            <w:proofErr w:type="spellStart"/>
+            <w:r>
+              <w:t>p.sex</w:t>
+            </w:r>
+            <w:proofErr w:type="spellEnd"/>
             <w:proofErr w:type="gramEnd"/>
             <w:r>
               <w:t xml:space="preserve"> }}</w:t>
@@ -793,11 +884,19 @@
             </w:pPr>
             <w:proofErr w:type="gramStart"/>
             <w:r>
-              <w:t>{{ p</w:t>
+              <w:t xml:space="preserve">{{ </w:t>
+            </w:r>
+            <w:proofErr w:type="spellStart"/>
+            <w:r>
+              <w:t>p</w:t>
             </w:r>
             <w:proofErr w:type="gramEnd"/>
             <w:r>
-              <w:t>.birth_date_dd_mm_yyyy }}</w:t>
+              <w:t>.birth_date_dd_mm_yyyy</w:t>
+            </w:r>
+            <w:proofErr w:type="spellEnd"/>
+            <w:r>
+              <w:t xml:space="preserve"> }}</w:t>
             </w:r>
           </w:p>
         </w:tc>
@@ -821,11 +920,19 @@
             </w:pPr>
             <w:proofErr w:type="gramStart"/>
             <w:r>
-              <w:t>{{ p</w:t>
+              <w:t xml:space="preserve">{{ </w:t>
+            </w:r>
+            <w:proofErr w:type="spellStart"/>
+            <w:r>
+              <w:t>p</w:t>
             </w:r>
             <w:proofErr w:type="gramEnd"/>
             <w:r>
-              <w:t>.nationality }}</w:t>
+              <w:t>.nationality</w:t>
+            </w:r>
+            <w:proofErr w:type="spellEnd"/>
+            <w:r>
+              <w:t xml:space="preserve"> }}</w:t>
             </w:r>
           </w:p>
         </w:tc>
@@ -851,10 +958,12 @@
             <w:r>
               <w:t>{{</w:t>
             </w:r>
+            <w:proofErr w:type="spellStart"/>
             <w:proofErr w:type="gramStart"/>
             <w:r>
               <w:t>p.passportNo</w:t>
             </w:r>
+            <w:proofErr w:type="spellEnd"/>
             <w:proofErr w:type="gramEnd"/>
             <w:r>
               <w:t>}}</w:t>
@@ -882,11 +991,19 @@
             </w:pPr>
             <w:proofErr w:type="gramStart"/>
             <w:r>
-              <w:t>{{ p</w:t>
+              <w:t xml:space="preserve">{{ </w:t>
+            </w:r>
+            <w:proofErr w:type="spellStart"/>
+            <w:r>
+              <w:t>p</w:t>
             </w:r>
             <w:proofErr w:type="gramEnd"/>
             <w:r>
-              <w:t>.expired_day_dd_mm_yyyy }}</w:t>
+              <w:t>.expired_day_dd_mm_yyyy</w:t>
+            </w:r>
+            <w:proofErr w:type="spellEnd"/>
+            <w:r>
+              <w:t xml:space="preserve"> }}</w:t>
             </w:r>
           </w:p>
         </w:tc>
@@ -914,7 +1031,15 @@
               </w:rPr>
             </w:pPr>
             <w:r>
-              <w:t>{%tr endfor %}</w:t>
+              <w:t xml:space="preserve">{%tr </w:t>
+            </w:r>
+            <w:proofErr w:type="spellStart"/>
+            <w:r>
+              <w:t>endfor</w:t>
+            </w:r>
+            <w:proofErr w:type="spellEnd"/>
+            <w:r>
+              <w:t xml:space="preserve"> %}</w:t>
             </w:r>
           </w:p>
         </w:tc>
@@ -1118,8 +1243,16 @@
         <w:rPr>
           <w:sz w:val="24"/>
         </w:rPr>
-        <w:t>{{submit_year_yyyy</w:t>
-      </w:r>
+        <w:t>{{</w:t>
+      </w:r>
+      <w:proofErr w:type="spellStart"/>
+      <w:r>
+        <w:rPr>
+          <w:sz w:val="24"/>
+        </w:rPr>
+        <w:t>submit_year_yyyy</w:t>
+      </w:r>
+      <w:proofErr w:type="spellEnd"/>
       <w:proofErr w:type="gramStart"/>
       <w:r>
         <w:rPr>
@@ -1138,8 +1271,16 @@
         <w:rPr>
           <w:sz w:val="24"/>
         </w:rPr>
-        <w:t>{{submit_month_mm</w:t>
-      </w:r>
+        <w:t>{{</w:t>
+      </w:r>
+      <w:proofErr w:type="spellStart"/>
+      <w:r>
+        <w:rPr>
+          <w:sz w:val="24"/>
+        </w:rPr>
+        <w:t>submit_month_mm</w:t>
+      </w:r>
+      <w:proofErr w:type="spellEnd"/>
       <w:proofErr w:type="gramStart"/>
       <w:r>
         <w:rPr>
@@ -1158,8 +1299,16 @@
         <w:rPr>
           <w:sz w:val="24"/>
         </w:rPr>
-        <w:t>{{submit_day_dd</w:t>
-      </w:r>
+        <w:t>{{</w:t>
+      </w:r>
+      <w:proofErr w:type="spellStart"/>
+      <w:r>
+        <w:rPr>
+          <w:sz w:val="24"/>
+        </w:rPr>
+        <w:t>submit_day_dd</w:t>
+      </w:r>
+      <w:proofErr w:type="spellEnd"/>
       <w:proofErr w:type="gramStart"/>
       <w:r>
         <w:rPr>
@@ -1434,7 +1583,39 @@
         <w:rFonts w:ascii="Times New Roman" w:hAnsi="Times New Roman" w:cs="Times New Roman"/>
         <w:b/>
       </w:rPr>
-      <w:t xml:space="preserve">CT7A- KĐT Dương Nội- Hà Đông- Hà Nội           </w:t>
+      <w:t xml:space="preserve">CT7A- KĐT Dương </w:t>
+    </w:r>
+    <w:proofErr w:type="spellStart"/>
+    <w:r>
+      <w:rPr>
+        <w:rFonts w:ascii="Times New Roman" w:hAnsi="Times New Roman" w:cs="Times New Roman"/>
+        <w:b/>
+      </w:rPr>
+      <w:t>Nội</w:t>
+    </w:r>
+    <w:proofErr w:type="spellEnd"/>
+    <w:r>
+      <w:rPr>
+        <w:rFonts w:ascii="Times New Roman" w:hAnsi="Times New Roman" w:cs="Times New Roman"/>
+        <w:b/>
+      </w:rPr>
+      <w:t xml:space="preserve">- Hà Đông- Hà </w:t>
+    </w:r>
+    <w:proofErr w:type="spellStart"/>
+    <w:r>
+      <w:rPr>
+        <w:rFonts w:ascii="Times New Roman" w:hAnsi="Times New Roman" w:cs="Times New Roman"/>
+        <w:b/>
+      </w:rPr>
+      <w:t>Nội</w:t>
+    </w:r>
+    <w:proofErr w:type="spellEnd"/>
+    <w:r>
+      <w:rPr>
+        <w:rFonts w:ascii="Times New Roman" w:hAnsi="Times New Roman" w:cs="Times New Roman"/>
+        <w:b/>
+      </w:rPr>
+      <w:t xml:space="preserve">           </w:t>
     </w:r>
     <w:r>
       <w:rPr>
@@ -2505,7 +2686,6 @@
   <w:style w:type="character" w:default="1" w:styleId="DefaultParagraphFont">
     <w:name w:val="Default Paragraph Font"/>
     <w:uiPriority w:val="1"/>
-    <w:semiHidden/>
     <w:unhideWhenUsed/>
   </w:style>
   <w:style w:type="table" w:default="1" w:styleId="TableNormal">
